--- a/CÔNG TY TNHH CÔNG NGHỆ KIM LOẠI CHÂU Á/GiayXacNhanNganhNghe/ChauA_Mau26_XacNhanNganhNghe.docx
+++ b/CÔNG TY TNHH CÔNG NGHỆ KIM LOẠI CHÂU Á/GiayXacNhanNganhNghe/ChauA_Mau26_XacNhanNganhNghe.docx
@@ -1,6 +1,6 @@
 
 <file path=word/document.xml><?xml version="1.0" encoding="utf-8"?>
-<w:document xmlns:wpc="http://schemas.microsoft.com/office/word/2010/wordprocessingCanvas" xmlns:cx="http://schemas.microsoft.com/office/drawing/2014/chartex" xmlns:mc="http://schemas.openxmlformats.org/markup-compatibility/2006" xmlns:o="urn:schemas-microsoft-com:office:office" xmlns:r="http://schemas.openxmlformats.org/officeDocument/2006/relationships" xmlns:m="http://schemas.openxmlformats.org/officeDocument/2006/math" xmlns:v="urn:schemas-microsoft-com:vml" xmlns:wp14="http://schemas.microsoft.com/office/word/2010/wordprocessingDrawing" xmlns:wp="http://schemas.openxmlformats.org/drawingml/2006/wordprocessingDrawing" xmlns:w10="urn:schemas-microsoft-com:office:word" xmlns:w="http://schemas.openxmlformats.org/wordprocessingml/2006/main" xmlns:w14="http://schemas.microsoft.com/office/word/2010/wordml" xmlns:w15="http://schemas.microsoft.com/office/word/2012/wordml" xmlns:w16se="http://schemas.microsoft.com/office/word/2015/wordml/symex" xmlns:wpg="http://schemas.microsoft.com/office/word/2010/wordprocessingGroup" xmlns:wpi="http://schemas.microsoft.com/office/word/2010/wordprocessingInk" xmlns:wne="http://schemas.microsoft.com/office/word/2006/wordml" xmlns:wps="http://schemas.microsoft.com/office/word/2010/wordprocessingShape" mc:Ignorable="w14 w15 w16se wp14">
+<w:document xmlns:wpc="http://schemas.microsoft.com/office/word/2010/wordprocessingCanvas" xmlns:cx="http://schemas.microsoft.com/office/drawing/2014/chartex" xmlns:cx1="http://schemas.microsoft.com/office/drawing/2015/9/8/chartex" xmlns:mc="http://schemas.openxmlformats.org/markup-compatibility/2006" xmlns:o="urn:schemas-microsoft-com:office:office" xmlns:r="http://schemas.openxmlformats.org/officeDocument/2006/relationships" xmlns:m="http://schemas.openxmlformats.org/officeDocument/2006/math" xmlns:v="urn:schemas-microsoft-com:vml" xmlns:wp14="http://schemas.microsoft.com/office/word/2010/wordprocessingDrawing" xmlns:wp="http://schemas.openxmlformats.org/drawingml/2006/wordprocessingDrawing" xmlns:w10="urn:schemas-microsoft-com:office:word" xmlns:w="http://schemas.openxmlformats.org/wordprocessingml/2006/main" xmlns:w14="http://schemas.microsoft.com/office/word/2010/wordml" xmlns:w15="http://schemas.microsoft.com/office/word/2012/wordml" xmlns:w16se="http://schemas.microsoft.com/office/word/2015/wordml/symex" xmlns:wpg="http://schemas.microsoft.com/office/word/2010/wordprocessingGroup" xmlns:wpi="http://schemas.microsoft.com/office/word/2010/wordprocessingInk" xmlns:wne="http://schemas.microsoft.com/office/word/2006/wordml" xmlns:wps="http://schemas.microsoft.com/office/word/2010/wordprocessingShape" mc:Ignorable="w14 w15 w16se wp14">
   <w:body>
     <w:p>
       <w:pPr>
@@ -158,7 +158,7 @@
                     </wp:anchor>
                   </w:drawing>
                 </mc:Choice>
-                <mc:Fallback xmlns:w16sdtfl="http://schemas.microsoft.com/office/word/2024/wordml/sdtformatlock" xmlns:w16sdtdh="http://schemas.microsoft.com/office/word/2020/wordml/sdtdatahash" xmlns:w16du="http://schemas.microsoft.com/office/word/2023/wordml/word16du" xmlns:w16="http://schemas.microsoft.com/office/word/2018/wordml" xmlns:w16cid="http://schemas.microsoft.com/office/word/2016/wordml/cid" xmlns:w16cex="http://schemas.microsoft.com/office/word/2018/wordml/cex" xmlns:oel="http://schemas.microsoft.com/office/2019/extlst" xmlns:am3d="http://schemas.microsoft.com/office/drawing/2017/model3d" xmlns:aink="http://schemas.microsoft.com/office/drawing/2016/ink" xmlns:cx8="http://schemas.microsoft.com/office/drawing/2016/5/14/chartex" xmlns:cx7="http://schemas.microsoft.com/office/drawing/2016/5/13/chartex" xmlns:cx6="http://schemas.microsoft.com/office/drawing/2016/5/12/chartex" xmlns:cx5="http://schemas.microsoft.com/office/drawing/2016/5/11/chartex" xmlns:cx4="http://schemas.microsoft.com/office/drawing/2016/5/10/chartex" xmlns:cx3="http://schemas.microsoft.com/office/drawing/2016/5/9/chartex" xmlns:cx2="http://schemas.microsoft.com/office/drawing/2015/10/21/chartex" xmlns:cx1="http://schemas.microsoft.com/office/drawing/2015/9/8/chartex">
+                <mc:Fallback xmlns:w16sdtfl="http://schemas.microsoft.com/office/word/2024/wordml/sdtformatlock" xmlns:w16sdtdh="http://schemas.microsoft.com/office/word/2020/wordml/sdtdatahash" xmlns:w16du="http://schemas.microsoft.com/office/word/2023/wordml/word16du" xmlns:w16="http://schemas.microsoft.com/office/word/2018/wordml" xmlns:w16cid="http://schemas.microsoft.com/office/word/2016/wordml/cid" xmlns:w16cex="http://schemas.microsoft.com/office/word/2018/wordml/cex" xmlns:oel="http://schemas.microsoft.com/office/2019/extlst" xmlns:am3d="http://schemas.microsoft.com/office/drawing/2017/model3d" xmlns:aink="http://schemas.microsoft.com/office/drawing/2016/ink" xmlns:cx8="http://schemas.microsoft.com/office/drawing/2016/5/14/chartex" xmlns:cx7="http://schemas.microsoft.com/office/drawing/2016/5/13/chartex" xmlns:cx6="http://schemas.microsoft.com/office/drawing/2016/5/12/chartex" xmlns:cx5="http://schemas.microsoft.com/office/drawing/2016/5/11/chartex" xmlns:cx4="http://schemas.microsoft.com/office/drawing/2016/5/10/chartex" xmlns:cx3="http://schemas.microsoft.com/office/drawing/2016/5/9/chartex" xmlns:cx2="http://schemas.microsoft.com/office/drawing/2015/10/21/chartex">
                   <w:pict>
                     <v:line w14:anchorId="1A184BEA" id="Line 159" o:spid="_x0000_s1026" style="position:absolute;z-index:251660288;visibility:visible;mso-wrap-style:square;mso-width-percent:0;mso-height-percent:0;mso-wrap-distance-left:9pt;mso-wrap-distance-top:-3e-5mm;mso-wrap-distance-right:9pt;mso-wrap-distance-bottom:-3e-5mm;mso-position-horizontal:center;mso-position-horizontal-relative:margin;mso-position-vertical:absolute;mso-position-vertical-relative:text;mso-width-percent:0;mso-height-percent:0;mso-width-relative:page;mso-height-relative:page" from="0,15.5pt" to="158.75pt,15.5pt" o:gfxdata="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">
                       <w10:wrap anchorx="margin"/>
@@ -251,7 +251,16 @@
                 <w:sz w:val="26"/>
                 <w:szCs w:val="26"/>
               </w:rPr>
-              <w:t xml:space="preserve"> 28</w:t>
+              <w:t xml:space="preserve"> </w:t>
+            </w:r>
+            <w:r>
+              <w:rPr>
+                <w:rFonts w:eastAsia="Times New Roman"/>
+                <w:i/>
+                <w:sz w:val="26"/>
+                <w:szCs w:val="26"/>
+              </w:rPr>
+              <w:t>6</w:t>
             </w:r>
             <w:r>
               <w:rPr>
@@ -269,7 +278,16 @@
                 <w:sz w:val="26"/>
                 <w:szCs w:val="26"/>
               </w:rPr>
-              <w:t xml:space="preserve"> 4</w:t>
+              <w:t xml:space="preserve"> </w:t>
+            </w:r>
+            <w:r>
+              <w:rPr>
+                <w:rFonts w:eastAsia="Times New Roman"/>
+                <w:i/>
+                <w:sz w:val="26"/>
+                <w:szCs w:val="26"/>
+              </w:rPr>
+              <w:t>5</w:t>
             </w:r>
             <w:r>
               <w:rPr>
@@ -324,6 +342,18 @@
         </w:rPr>
         <w:t>GIẤY ĐỀ NGHỊ</w:t>
       </w:r>
+    </w:p>
+    <w:p>
+      <w:pPr>
+        <w:spacing w:before="240" w:after="240" w:line="264" w:lineRule="auto"/>
+        <w:jc w:val="center"/>
+        <w:outlineLvl w:val="0"/>
+        <w:rPr>
+          <w:b/>
+          <w:sz w:val="26"/>
+          <w:szCs w:val="26"/>
+        </w:rPr>
+      </w:pPr>
       <w:r>
         <w:rPr>
           <w:b/>
@@ -446,6 +476,19 @@
         </w:rPr>
         <w:t>3702570782</w:t>
       </w:r>
+    </w:p>
+    <w:p>
+      <w:pPr>
+        <w:tabs>
+          <w:tab w:val="left" w:leader="dot" w:pos="9072"/>
+        </w:tabs>
+        <w:ind w:firstLine="720"/>
+        <w:jc w:val="both"/>
+        <w:rPr>
+          <w:sz w:val="26"/>
+          <w:szCs w:val="26"/>
+        </w:rPr>
+      </w:pPr>
     </w:p>
     <w:p>
       <w:pPr>
@@ -509,6 +552,7 @@
         <w:tabs>
           <w:tab w:val="left" w:leader="dot" w:pos="9072"/>
         </w:tabs>
+        <w:spacing w:before="120"/>
         <w:ind w:firstLine="720"/>
         <w:jc w:val="both"/>
         <w:rPr>
@@ -516,20 +560,6 @@
           <w:szCs w:val="26"/>
         </w:rPr>
       </w:pPr>
-      <w:r>
-        <w:rPr>
-          <w:sz w:val="26"/>
-          <w:szCs w:val="26"/>
-        </w:rPr>
-        <w:t xml:space="preserve">- Tên chi nhánh/văn phòng đại diện/địa điểm kinh doanh: </w:t>
-      </w:r>
-      <w:r>
-        <w:rPr>
-          <w:sz w:val="26"/>
-          <w:szCs w:val="26"/>
-        </w:rPr>
-        <w:t>CÔNG TY TNHH CÔNG NGHỆ KIM LOẠI CHÂU Á - CHI NHÁNH PHÚ AN</w:t>
-      </w:r>
     </w:p>
     <w:p>
       <w:pPr>
@@ -548,6 +578,33 @@
           <w:sz w:val="26"/>
           <w:szCs w:val="26"/>
         </w:rPr>
+        <w:t xml:space="preserve">- Tên chi nhánh/văn phòng đại diện/địa điểm kinh doanh: </w:t>
+      </w:r>
+      <w:r>
+        <w:rPr>
+          <w:sz w:val="26"/>
+          <w:szCs w:val="26"/>
+        </w:rPr>
+        <w:t>CÔNG TY TNHH CÔNG NGHỆ KIM LOẠI CHÂU Á - CHI NHÁNH PHÚ AN</w:t>
+      </w:r>
+    </w:p>
+    <w:p>
+      <w:pPr>
+        <w:tabs>
+          <w:tab w:val="left" w:leader="dot" w:pos="9072"/>
+        </w:tabs>
+        <w:ind w:firstLine="720"/>
+        <w:jc w:val="both"/>
+        <w:rPr>
+          <w:sz w:val="26"/>
+          <w:szCs w:val="26"/>
+        </w:rPr>
+      </w:pPr>
+      <w:r>
+        <w:rPr>
+          <w:sz w:val="26"/>
+          <w:szCs w:val="26"/>
+        </w:rPr>
         <w:t xml:space="preserve">- Mã số chi nhánh/văn phòng đại diện/địa điểm kinh doanh: </w:t>
       </w:r>
       <w:r>
@@ -555,14 +612,7 @@
           <w:sz w:val="26"/>
           <w:szCs w:val="26"/>
         </w:rPr>
-        <w:t>3702570782</w:t>
-      </w:r>
-      <w:r>
-        <w:rPr>
-          <w:sz w:val="26"/>
-          <w:szCs w:val="26"/>
-        </w:rPr>
-        <w:t>-001</w:t>
+        <w:t>3702570782-001</w:t>
       </w:r>
     </w:p>
     <w:p>
@@ -590,7 +640,7 @@
           <w:sz w:val="26"/>
           <w:szCs w:val="26"/>
         </w:rPr>
-        <w:t>Doanh nghiệp cần cấp giấy xác nhận do nhu cầu chứng nhận danh sách ngành nghề</w:t>
+        <w:t>Giấy xác nhận bị thất lạc</w:t>
       </w:r>
     </w:p>
     <w:p>
@@ -735,32 +785,8 @@
                 <w:szCs w:val="26"/>
               </w:rPr>
             </w:pPr>
-          </w:p>
-          <w:p>
-            <w:pPr>
-              <w:spacing w:before="120"/>
-              <w:jc w:val="center"/>
-              <w:rPr>
-                <w:rFonts w:eastAsia="Times New Roman"/>
-                <w:b/>
-                <w:spacing w:val="-10"/>
-                <w:sz w:val="26"/>
-                <w:szCs w:val="26"/>
-              </w:rPr>
-            </w:pPr>
-          </w:p>
-          <w:p>
-            <w:pPr>
-              <w:spacing w:before="120"/>
-              <w:jc w:val="center"/>
-              <w:rPr>
-                <w:rFonts w:eastAsia="Times New Roman"/>
-                <w:b/>
-                <w:spacing w:val="-10"/>
-                <w:sz w:val="26"/>
-                <w:szCs w:val="26"/>
-              </w:rPr>
-            </w:pPr>
+            <w:bookmarkStart w:id="0" w:name="_GoBack"/>
+            <w:bookmarkEnd w:id="0"/>
           </w:p>
           <w:p>
             <w:pPr>
@@ -912,8 +938,6 @@
                 <w:szCs w:val="26"/>
               </w:rPr>
             </w:pPr>
-            <w:bookmarkStart w:id="0" w:name="_GoBack"/>
-            <w:bookmarkEnd w:id="0"/>
           </w:p>
           <w:p>
             <w:pPr>
@@ -966,7 +990,7 @@
 </file>
 
 <file path=word/endnotes.xml><?xml version="1.0" encoding="utf-8"?>
-<w:endnotes xmlns:wpc="http://schemas.microsoft.com/office/word/2010/wordprocessingCanvas" xmlns:cx="http://schemas.microsoft.com/office/drawing/2014/chartex" xmlns:mc="http://schemas.openxmlformats.org/markup-compatibility/2006" xmlns:o="urn:schemas-microsoft-com:office:office" xmlns:r="http://schemas.openxmlformats.org/officeDocument/2006/relationships" xmlns:m="http://schemas.openxmlformats.org/officeDocument/2006/math" xmlns:v="urn:schemas-microsoft-com:vml" xmlns:wp14="http://schemas.microsoft.com/office/word/2010/wordprocessingDrawing" xmlns:wp="http://schemas.openxmlformats.org/drawingml/2006/wordprocessingDrawing" xmlns:w10="urn:schemas-microsoft-com:office:word" xmlns:w="http://schemas.openxmlformats.org/wordprocessingml/2006/main" xmlns:w14="http://schemas.microsoft.com/office/word/2010/wordml" xmlns:w15="http://schemas.microsoft.com/office/word/2012/wordml" xmlns:w16se="http://schemas.microsoft.com/office/word/2015/wordml/symex" xmlns:wpg="http://schemas.microsoft.com/office/word/2010/wordprocessingGroup" xmlns:wpi="http://schemas.microsoft.com/office/word/2010/wordprocessingInk" xmlns:wne="http://schemas.microsoft.com/office/word/2006/wordml" xmlns:wps="http://schemas.microsoft.com/office/word/2010/wordprocessingShape" mc:Ignorable="w14 w15 w16se wp14">
+<w:endnotes xmlns:wpc="http://schemas.microsoft.com/office/word/2010/wordprocessingCanvas" xmlns:cx="http://schemas.microsoft.com/office/drawing/2014/chartex" xmlns:cx1="http://schemas.microsoft.com/office/drawing/2015/9/8/chartex" xmlns:mc="http://schemas.openxmlformats.org/markup-compatibility/2006" xmlns:o="urn:schemas-microsoft-com:office:office" xmlns:r="http://schemas.openxmlformats.org/officeDocument/2006/relationships" xmlns:m="http://schemas.openxmlformats.org/officeDocument/2006/math" xmlns:v="urn:schemas-microsoft-com:vml" xmlns:wp14="http://schemas.microsoft.com/office/word/2010/wordprocessingDrawing" xmlns:wp="http://schemas.openxmlformats.org/drawingml/2006/wordprocessingDrawing" xmlns:w10="urn:schemas-microsoft-com:office:word" xmlns:w="http://schemas.openxmlformats.org/wordprocessingml/2006/main" xmlns:w14="http://schemas.microsoft.com/office/word/2010/wordml" xmlns:w15="http://schemas.microsoft.com/office/word/2012/wordml" xmlns:w16se="http://schemas.microsoft.com/office/word/2015/wordml/symex" xmlns:wpg="http://schemas.microsoft.com/office/word/2010/wordprocessingGroup" xmlns:wpi="http://schemas.microsoft.com/office/word/2010/wordprocessingInk" xmlns:wne="http://schemas.microsoft.com/office/word/2006/wordml" xmlns:wps="http://schemas.microsoft.com/office/word/2010/wordprocessingShape" mc:Ignorable="w14 w15 w16se wp14">
   <w:endnote w:type="separator" w:id="-1">
     <w:p>
       <w:r>
@@ -985,7 +1009,7 @@
 </file>
 
 <file path=word/footnotes.xml><?xml version="1.0" encoding="utf-8"?>
-<w:footnotes xmlns:wpc="http://schemas.microsoft.com/office/word/2010/wordprocessingCanvas" xmlns:cx="http://schemas.microsoft.com/office/drawing/2014/chartex" xmlns:mc="http://schemas.openxmlformats.org/markup-compatibility/2006" xmlns:o="urn:schemas-microsoft-com:office:office" xmlns:r="http://schemas.openxmlformats.org/officeDocument/2006/relationships" xmlns:m="http://schemas.openxmlformats.org/officeDocument/2006/math" xmlns:v="urn:schemas-microsoft-com:vml" xmlns:wp14="http://schemas.microsoft.com/office/word/2010/wordprocessingDrawing" xmlns:wp="http://schemas.openxmlformats.org/drawingml/2006/wordprocessingDrawing" xmlns:w10="urn:schemas-microsoft-com:office:word" xmlns:w="http://schemas.openxmlformats.org/wordprocessingml/2006/main" xmlns:w14="http://schemas.microsoft.com/office/word/2010/wordml" xmlns:w15="http://schemas.microsoft.com/office/word/2012/wordml" xmlns:w16se="http://schemas.microsoft.com/office/word/2015/wordml/symex" xmlns:wpg="http://schemas.microsoft.com/office/word/2010/wordprocessingGroup" xmlns:wpi="http://schemas.microsoft.com/office/word/2010/wordprocessingInk" xmlns:wne="http://schemas.microsoft.com/office/word/2006/wordml" xmlns:wps="http://schemas.microsoft.com/office/word/2010/wordprocessingShape" mc:Ignorable="w14 w15 w16se wp14">
+<w:footnotes xmlns:wpc="http://schemas.microsoft.com/office/word/2010/wordprocessingCanvas" xmlns:cx="http://schemas.microsoft.com/office/drawing/2014/chartex" xmlns:cx1="http://schemas.microsoft.com/office/drawing/2015/9/8/chartex" xmlns:mc="http://schemas.openxmlformats.org/markup-compatibility/2006" xmlns:o="urn:schemas-microsoft-com:office:office" xmlns:r="http://schemas.openxmlformats.org/officeDocument/2006/relationships" xmlns:m="http://schemas.openxmlformats.org/officeDocument/2006/math" xmlns:v="urn:schemas-microsoft-com:vml" xmlns:wp14="http://schemas.microsoft.com/office/word/2010/wordprocessingDrawing" xmlns:wp="http://schemas.openxmlformats.org/drawingml/2006/wordprocessingDrawing" xmlns:w10="urn:schemas-microsoft-com:office:word" xmlns:w="http://schemas.openxmlformats.org/wordprocessingml/2006/main" xmlns:w14="http://schemas.microsoft.com/office/word/2010/wordml" xmlns:w15="http://schemas.microsoft.com/office/word/2012/wordml" xmlns:w16se="http://schemas.microsoft.com/office/word/2015/wordml/symex" xmlns:wpg="http://schemas.microsoft.com/office/word/2010/wordprocessingGroup" xmlns:wpi="http://schemas.microsoft.com/office/word/2010/wordprocessingInk" xmlns:wne="http://schemas.microsoft.com/office/word/2006/wordml" xmlns:wps="http://schemas.microsoft.com/office/word/2010/wordprocessingShape" mc:Ignorable="w14 w15 w16se wp14">
   <w:footnote w:type="separator" w:id="-1">
     <w:p>
       <w:r>
@@ -1058,7 +1082,7 @@
 </file>
 
 <file path=word/header1.xml><?xml version="1.0" encoding="utf-8"?>
-<w:hdr xmlns:wpc="http://schemas.microsoft.com/office/word/2010/wordprocessingCanvas" xmlns:cx="http://schemas.microsoft.com/office/drawing/2014/chartex" xmlns:mc="http://schemas.openxmlformats.org/markup-compatibility/2006" xmlns:o="urn:schemas-microsoft-com:office:office" xmlns:r="http://schemas.openxmlformats.org/officeDocument/2006/relationships" xmlns:m="http://schemas.openxmlformats.org/officeDocument/2006/math" xmlns:v="urn:schemas-microsoft-com:vml" xmlns:wp14="http://schemas.microsoft.com/office/word/2010/wordprocessingDrawing" xmlns:wp="http://schemas.openxmlformats.org/drawingml/2006/wordprocessingDrawing" xmlns:w10="urn:schemas-microsoft-com:office:word" xmlns:w="http://schemas.openxmlformats.org/wordprocessingml/2006/main" xmlns:w14="http://schemas.microsoft.com/office/word/2010/wordml" xmlns:w15="http://schemas.microsoft.com/office/word/2012/wordml" xmlns:w16se="http://schemas.microsoft.com/office/word/2015/wordml/symex" xmlns:wpg="http://schemas.microsoft.com/office/word/2010/wordprocessingGroup" xmlns:wpi="http://schemas.microsoft.com/office/word/2010/wordprocessingInk" xmlns:wne="http://schemas.microsoft.com/office/word/2006/wordml" xmlns:wps="http://schemas.microsoft.com/office/word/2010/wordprocessingShape" mc:Ignorable="w14 w15 w16se wp14">
+<w:hdr xmlns:wpc="http://schemas.microsoft.com/office/word/2010/wordprocessingCanvas" xmlns:cx="http://schemas.microsoft.com/office/drawing/2014/chartex" xmlns:cx1="http://schemas.microsoft.com/office/drawing/2015/9/8/chartex" xmlns:mc="http://schemas.openxmlformats.org/markup-compatibility/2006" xmlns:o="urn:schemas-microsoft-com:office:office" xmlns:r="http://schemas.openxmlformats.org/officeDocument/2006/relationships" xmlns:m="http://schemas.openxmlformats.org/officeDocument/2006/math" xmlns:v="urn:schemas-microsoft-com:vml" xmlns:wp14="http://schemas.microsoft.com/office/word/2010/wordprocessingDrawing" xmlns:wp="http://schemas.openxmlformats.org/drawingml/2006/wordprocessingDrawing" xmlns:w10="urn:schemas-microsoft-com:office:word" xmlns:w="http://schemas.openxmlformats.org/wordprocessingml/2006/main" xmlns:w14="http://schemas.microsoft.com/office/word/2010/wordml" xmlns:w15="http://schemas.microsoft.com/office/word/2012/wordml" xmlns:w16se="http://schemas.microsoft.com/office/word/2015/wordml/symex" xmlns:wpg="http://schemas.microsoft.com/office/word/2010/wordprocessingGroup" xmlns:wpi="http://schemas.microsoft.com/office/word/2010/wordprocessingInk" xmlns:wne="http://schemas.microsoft.com/office/word/2006/wordml" xmlns:wps="http://schemas.microsoft.com/office/word/2010/wordprocessingShape" mc:Ignorable="w14 w15 w16se wp14">
   <w:p>
     <w:pPr>
       <w:pStyle w:val="Header"/>
